--- a/UNIUBE-PDI/Listas/Lista Avaliativa 1 - PDI.docx
+++ b/UNIUBE-PDI/Listas/Lista Avaliativa 1 - PDI.docx
@@ -35,18 +35,7 @@
           <w:sz w:val="36"/>
           <w:szCs w:val="36"/>
         </w:rPr>
-        <w:t xml:space="preserve">Avaliativa 1 – </w:t>
-      </w:r>
-      <w:r>
-        <w:rPr>
-          <w:b/>
-          <w:bCs/>
-          <w:i/>
-          <w:iCs/>
-          <w:sz w:val="36"/>
-          <w:szCs w:val="36"/>
-        </w:rPr>
-        <w:t>Processamento Digital de Imagens</w:t>
+        <w:t>Avaliativa 1 – Processamento Digital de Imagens</w:t>
       </w:r>
     </w:p>
     <w:p>
@@ -112,8 +101,13 @@
         <w:t>NÃO</w:t>
       </w:r>
       <w:r>
-        <w:t xml:space="preserve"> devem utilizar funções prontas do openCV</w:t>
-      </w:r>
+        <w:t xml:space="preserve"> devem utilizar funções prontas do </w:t>
+      </w:r>
+      <w:proofErr w:type="spellStart"/>
+      <w:r>
+        <w:t>openCV</w:t>
+      </w:r>
+      <w:proofErr w:type="spellEnd"/>
       <w:r>
         <w:t xml:space="preserve">, exceto para os casos de conversão ou quando for </w:t>
       </w:r>
@@ -636,6 +630,81 @@
       <w:r>
         <w:t xml:space="preserve"> Analise e compare as imagens interpoladas.</w:t>
       </w:r>
+    </w:p>
+    <w:p>
+      <w:pPr>
+        <w:pStyle w:val="PargrafodaLista"/>
+        <w:spacing w:after="0"/>
+        <w:jc w:val="both"/>
+      </w:pPr>
+    </w:p>
+    <w:p>
+      <w:pPr>
+        <w:pStyle w:val="PargrafodaLista"/>
+        <w:spacing w:after="0"/>
+        <w:jc w:val="both"/>
+      </w:pPr>
+    </w:p>
+    <w:p>
+      <w:pPr>
+        <w:pStyle w:val="PargrafodaLista"/>
+        <w:spacing w:after="0"/>
+        <w:jc w:val="both"/>
+      </w:pPr>
+    </w:p>
+    <w:p>
+      <w:pPr>
+        <w:pStyle w:val="PargrafodaLista"/>
+        <w:numPr>
+          <w:ilvl w:val="0"/>
+          <w:numId w:val="1"/>
+        </w:numPr>
+        <w:spacing w:after="0"/>
+        <w:jc w:val="both"/>
+      </w:pPr>
+      <w:r>
+        <w:lastRenderedPageBreak/>
+        <w:t>Carregue a imagem CONTRAST.png:</w:t>
+      </w:r>
+    </w:p>
+    <w:p>
+      <w:pPr>
+        <w:pStyle w:val="PargrafodaLista"/>
+        <w:numPr>
+          <w:ilvl w:val="1"/>
+          <w:numId w:val="1"/>
+        </w:numPr>
+        <w:spacing w:after="0"/>
+        <w:jc w:val="both"/>
+      </w:pPr>
+      <w:r>
+        <w:t>Apresente o histograma da imagem e explique qual é a interpretação do resultado obtido.</w:t>
+      </w:r>
+    </w:p>
+    <w:p>
+      <w:pPr>
+        <w:pStyle w:val="PargrafodaLista"/>
+        <w:numPr>
+          <w:ilvl w:val="1"/>
+          <w:numId w:val="1"/>
+        </w:numPr>
+        <w:spacing w:after="0"/>
+        <w:jc w:val="both"/>
+      </w:pPr>
+      <w:r>
+        <w:t>Equalize o histograma e explique como o processo foi conduzido. Lembre-se de exibir o gráfico do histograma equalizado</w:t>
+      </w:r>
+    </w:p>
+    <w:p>
+      <w:pPr>
+        <w:pStyle w:val="PargrafodaLista"/>
+        <w:spacing w:after="0"/>
+        <w:ind w:left="1440"/>
+        <w:jc w:val="both"/>
+        <w:rPr>
+          <w:color w:val="EE0000"/>
+        </w:rPr>
+      </w:pPr>
     </w:p>
     <w:p>
       <w:pPr>
